--- a/Software Development/Test cases/TripPlanner_Manual_Testing_Documentation.docx
+++ b/Software Development/Test cases/TripPlanner_Manual_Testing_Documentation.docx
@@ -9,13 +9,31 @@
           <w:rFonts w:ascii="Times New Roman" w:hAnsi="Times New Roman" w:cs="Times New Roman"/>
         </w:rPr>
       </w:pPr>
+      <w:proofErr w:type="spellStart"/>
       <w:r>
         <w:rPr>
           <w:rFonts w:ascii="Times New Roman" w:hAnsi="Times New Roman" w:cs="Times New Roman"/>
           <w:b/>
           <w:sz w:val="40"/>
         </w:rPr>
-        <w:t>TripPlanner – Manual Testing Documentation</w:t>
+        <w:t>Trip</w:t>
+      </w:r>
+      <w:r>
+        <w:rPr>
+          <w:rFonts w:ascii="Times New Roman" w:hAnsi="Times New Roman" w:cs="Times New Roman"/>
+          <w:b/>
+          <w:sz w:val="40"/>
+        </w:rPr>
+        <w:t>Mate</w:t>
+      </w:r>
+      <w:proofErr w:type="spellEnd"/>
+      <w:r>
+        <w:rPr>
+          <w:rFonts w:ascii="Times New Roman" w:hAnsi="Times New Roman" w:cs="Times New Roman"/>
+          <w:b/>
+          <w:sz w:val="40"/>
+        </w:rPr>
+        <w:t xml:space="preserve"> – Manual Testing Documentation</w:t>
       </w:r>
     </w:p>
     <w:p>
@@ -4004,6 +4022,7 @@
   <w:style w:type="character" w:default="1" w:styleId="DefaultParagraphFont">
     <w:name w:val="Default Paragraph Font"/>
     <w:uiPriority w:val="1"/>
+    <w:semiHidden/>
     <w:unhideWhenUsed/>
   </w:style>
   <w:style w:type="table" w:default="1" w:styleId="TableNormal">
